--- a/9618 P4/Classes/Classes_and_Paradigms_Worksheet.docx
+++ b/9618 P4/Classes/Classes_and_Paradigms_Worksheet.docx
@@ -2734,8 +2734,8 @@
         <w:keepLines/>
         <w:pBdr>
           <w:top w:val="single" w:color="D8D8E4" w:sz="4" w:space="4"/>
+          <w:left w:val="single" w:color="D8D8E4" w:sz="4" w:space="4"/>
           <w:bottom w:val="single" w:color="D8D8E4" w:sz="4" w:space="4"/>
-          <w:left w:val="single" w:color="D8D8E4" w:sz="4" w:space="4"/>
           <w:right w:val="single" w:color="D8D8E4" w:sz="4" w:space="4"/>
         </w:pBdr>
         <w:shd w:fill="F5F5F8" w:color="auto" w:val="clear"/>
@@ -3467,8 +3467,8 @@
         <w:keepLines/>
         <w:pBdr>
           <w:top w:val="single" w:color="D8D8E4" w:sz="4" w:space="4"/>
+          <w:left w:val="single" w:color="D8D8E4" w:sz="4" w:space="4"/>
           <w:bottom w:val="single" w:color="D8D8E4" w:sz="4" w:space="4"/>
-          <w:left w:val="single" w:color="D8D8E4" w:sz="4" w:space="4"/>
           <w:right w:val="single" w:color="D8D8E4" w:sz="4" w:space="4"/>
         </w:pBdr>
         <w:shd w:fill="F5F5F8" w:color="auto" w:val="clear"/>
@@ -4773,8 +4773,8 @@
         <w:keepLines/>
         <w:pBdr>
           <w:top w:val="single" w:color="D8D8E4" w:sz="4" w:space="4"/>
+          <w:left w:val="single" w:color="D8D8E4" w:sz="4" w:space="4"/>
           <w:bottom w:val="single" w:color="D8D8E4" w:sz="4" w:space="4"/>
-          <w:left w:val="single" w:color="D8D8E4" w:sz="4" w:space="4"/>
           <w:right w:val="single" w:color="D8D8E4" w:sz="4" w:space="4"/>
         </w:pBdr>
         <w:shd w:fill="F5F5F8" w:color="auto" w:val="clear"/>
